--- a/zaini_case_audit_output/outputs/word/documents/087_مذكرة من المحامي السديري 20-02-1445 ـ الاعتراض على تقرير ابو غزالة.pdf.docx
+++ b/zaini_case_audit_output/outputs/word/documents/087_مذكرة من المحامي السديري 20-02-1445 ـ الاعتراض على تقرير ابو غزالة.pdf.docx
@@ -208,7 +208,7 @@
           <w:b w:val="0"/>
           <w:i w:val="0"/>
         </w:rPr>
-        <w:t>[ةلازغ وبا ريرقت ىلع ضارتعالا ـ 20-02-1445 يريدسلا يماحملا نم ةركذم :ناونعلا .سوكعملا يبرعلا صنلا هاجتا ببسب لماك لكشب ةءارقلل لباق ريغ/شّوشم صنلا - ًايئوض حوسمم PDF فلم]</w:t>
+        <w:t>[ملف PDF ممسوح ضوئياً - النص مشوّش/غير قابل للقراءة بشكل كامل بسبب اتجاه النص العربي المعكوس. العنوان: مذكرة من المحامي السديري 20-02-1445 ـ الاعتراض على تقرير ابو غزالة]</w:t>
       </w:r>
     </w:p>
     <w:p>
@@ -221,7 +221,7 @@
           <w:b w:val="0"/>
           <w:i w:val="0"/>
         </w:rPr>
-        <w:t>[layer. OCR this from available not extraction readable Full numbers. case/registration various and ,1432/3/4 ,1433/6/8 ,(185/17/2 case) 1432/12/2 ,1434/2/10 ,1431/9/20 as such dates references Document order. glyph Arabic reversed to due garbled/mojibake is content text - PDF Scanned]</w:t>
+        <w:t>[Scanned PDF - text content is garbled/mojibake due to reversed Arabic glyph order. Document references dates such as 1431/9/20, 1434/2/10, 1432/12/2 (case 185/17/2), 1433/6/8, 1432/3/4, and various case/registration numbers. Full readable extraction not available from this OCR layer.]</w:t>
       </w:r>
     </w:p>
     <w:sectPr>

--- a/zaini_case_audit_output/outputs/word/documents/087_مذكرة من المحامي السديري 20-02-1445 ـ الاعتراض على تقرير ابو غزالة.pdf.docx
+++ b/zaini_case_audit_output/outputs/word/documents/087_مذكرة من المحامي السديري 20-02-1445 ـ الاعتراض على تقرير ابو غزالة.pdf.docx
@@ -182,7 +182,7 @@
           <w:b w:val="0"/>
           <w:i w:val="0"/>
         </w:rPr>
-        <w:t>أسامھ بن احمد بن عبا</w:t>
+        <w:t>ابع نب دمحا نب ھماسأ</w:t>
       </w:r>
     </w:p>
     <w:p>
@@ -195,7 +195,7 @@
           <w:b w:val="0"/>
           <w:i w:val="0"/>
         </w:rPr>
-        <w:t>أسامھ بن احمد بن عبا</w:t>
+        <w:t>ابع نب دمحا نب ھماسأ</w:t>
       </w:r>
     </w:p>
     <w:p>
@@ -208,7 +208,7 @@
           <w:b w:val="0"/>
           <w:i w:val="0"/>
         </w:rPr>
-        <w:t>[ملف PDF ممسوح ضوئياً - النص مشوّش/غير قابل للقراءة بشكل كامل بسبب اتجاه النص العربي المعكوس. العنوان: مذكرة من المحامي السديري 20-02-1445 ـ الاعتراض على تقرير ابو غزالة]</w:t>
+        <w:t>[ةلازغ وبا ريرقت ىلع ضارتعالا ـ 20-02-1445 يريدسلا يماحملا نم ةركذم :ناونعلا .سوكعملا يبرعلا صنلا هاجتا ببسب لماك لكشب ةءارقلل لباق ريغ/شّوشم صنلا - ًايئوض حوسمم PDF فلم]</w:t>
       </w:r>
     </w:p>
     <w:p>
